--- a/documents/kit-formulaires-conventions-tvf/14-listes-pieces/tvf-lp-01-liste-pieces-par-demande.docx
+++ b/documents/kit-formulaires-conventions-tvf/14-listes-pieces/tvf-lp-01-liste-pieces-par-demande.docx
@@ -183,7 +183,7 @@
                 <w:color w:val="1E272E"/>
                 <w:sz w:val="19"/>
               </w:rPr>
-              <w:t>V1.0 - 11/07/2026</w:t>
+              <w:t>V1.0 - 12/07/2026</w:t>
             </w:r>
           </w:p>
         </w:tc>

--- a/documents/kit-formulaires-conventions-tvf/14-listes-pieces/tvf-lp-01-liste-pieces-par-demande.docx
+++ b/documents/kit-formulaires-conventions-tvf/14-listes-pieces/tvf-lp-01-liste-pieces-par-demande.docx
@@ -247,7 +247,7 @@
                 <w:color w:val="1E272E"/>
                 <w:sz w:val="19"/>
               </w:rPr>
-              <w:t>Demandeurs, partenaires et equipe TVF</w:t>
+              <w:t>Demandeurs et equipe TVF</w:t>
             </w:r>
           </w:p>
         </w:tc>
@@ -1127,7 +1127,7 @@
           <w:b w:val="0"/>
           <w:i w:val="0"/>
         </w:rPr>
-        <w:t>TVF-F-02 - Demande collectivite - territoire partenaire</w:t>
+        <w:t>TVF-F-02 - Demande collectivite - territoire de cooperation</w:t>
       </w:r>
     </w:p>
     <w:p>
@@ -3419,7 +3419,7 @@
           <w:b w:val="0"/>
           <w:i w:val="0"/>
         </w:rPr>
-        <w:t>TVF-F-05 - Demande entreprise - partenariat territorial</w:t>
+        <w:t>TVF-F-05 - Demande entreprise - cooperation territoriale</w:t>
       </w:r>
     </w:p>
     <w:p>

--- a/documents/kit-formulaires-conventions-tvf/14-listes-pieces/tvf-lp-01-liste-pieces-par-demande.docx
+++ b/documents/kit-formulaires-conventions-tvf/14-listes-pieces/tvf-lp-01-liste-pieces-par-demande.docx
@@ -375,7 +375,7 @@
                 <w:color w:val="1E272E"/>
                 <w:sz w:val="19"/>
               </w:rPr>
-              <w:t>contact@territoiresvivantsfrance.fr - 06 22 03 93 24</w:t>
+              <w:t>contact@territoiresvivantsfrance.fr - 04 65 81 54 69</w:t>
             </w:r>
           </w:p>
         </w:tc>
